--- a/ТЗ_vita-industrial/TZ_vita-industrial_workshops.docx
+++ b/ТЗ_vita-industrial/TZ_vita-industrial_workshops.docx
@@ -6328,7 +6328,7 @@
                 <w:sz w:val="19"/>
                 <w:lang w:val="ru-RU"/>
               </w:rPr>
-              <w:t xml:space="preserve">Пищевое производство и </w:t>
+              <w:t>Пищевое производство</w:t>
             </w:r>
             <w:proofErr w:type="spellStart"/>
             <w:r>
@@ -6336,7 +6336,6 @@
                 <w:sz w:val="19"/>
                 <w:lang w:val="ru-RU"/>
               </w:rPr>
-              <w:t>пищёвка</w:t>
             </w:r>
             <w:proofErr w:type="spellEnd"/>
             <w:r>
@@ -6344,7 +6343,6 @@
                 <w:sz w:val="19"/>
                 <w:lang w:val="ru-RU"/>
               </w:rPr>
-              <w:t xml:space="preserve"> на </w:t>
             </w:r>
             <w:proofErr w:type="spellStart"/>
             <w:r>
@@ -6352,7 +6350,6 @@
                 <w:sz w:val="19"/>
                 <w:lang w:val="ru-RU"/>
               </w:rPr>
-              <w:t>аутсорсе</w:t>
             </w:r>
             <w:proofErr w:type="spellEnd"/>
           </w:p>
@@ -6373,7 +6370,7 @@
                 <w:sz w:val="19"/>
                 <w:lang w:val="ru-RU"/>
               </w:rPr>
-              <w:t>Газовое отопление, вода из скважины, возможность зонирования под санитарные требования и отдельный вход для персонала.</w:t>
+              <w:t>Газовое отопление, вода из скважины, зонирование под санитарные требования, отдельный вход для персонала и зона приёмки сырья. Подходит и для контрактного производства продуктов питания.</w:t>
             </w:r>
           </w:p>
         </w:tc>
@@ -12429,7 +12426,7 @@
       <w:r>
         <w:drawing>
           <wp:inline xmlns:a="http://schemas.openxmlformats.org/drawingml/2006/main" xmlns:pic="http://schemas.openxmlformats.org/drawingml/2006/picture">
-            <wp:extent cx="6120000" cy="4965360"/>
+            <wp:extent cx="6120000" cy="4949040"/>
             <wp:docPr id="14" name="Picture 14"/>
             <wp:cNvGraphicFramePr>
               <a:graphicFrameLocks noChangeAspect="1"/>
@@ -12450,7 +12447,7 @@
                   <pic:spPr>
                     <a:xfrm>
                       <a:off x="0" y="0"/>
-                      <a:ext cx="6120000" cy="4965360"/>
+                      <a:ext cx="6120000" cy="4949040"/>
                     </a:xfrm>
                     <a:prstGeom prst="rect"/>
                   </pic:spPr>

--- a/ТЗ_vita-industrial/TZ_vita-industrial_workshops.docx
+++ b/ТЗ_vita-industrial/TZ_vita-industrial_workshops.docx
@@ -2764,7 +2764,7 @@
         <w:rPr>
           <w:lang w:val="ru-RU"/>
         </w:rPr>
-        <w:t>Покупка от 105 000 ₽ за м² · Аренда от 800 ₽ за м² в месяц</w:t>
+        <w:t>Покупка от 105 000 ₽ за м² · блок 500 м² — от 53,7 млн ₽</w:t>
       </w:r>
     </w:p>
     <w:p>
@@ -3500,10 +3500,9 @@
         <w:tblLook w:val="04A0" w:firstRow="1" w:lastRow="0" w:firstColumn="1" w:lastColumn="0" w:noHBand="0" w:noVBand="1"/>
       </w:tblPr>
       <w:tblGrid>
-        <w:gridCol w:w="2042"/>
-        <w:gridCol w:w="4763"/>
-        <w:gridCol w:w="1417"/>
-        <w:gridCol w:w="1417"/>
+        <w:gridCol w:w="2514"/>
+        <w:gridCol w:w="5235"/>
+        <w:gridCol w:w="1889"/>
       </w:tblGrid>
       <w:tr>
         <w:trPr>
@@ -3511,7 +3510,7 @@
         </w:trPr>
         <w:tc>
           <w:tcPr>
-            <w:tcW w:w="2041" w:type="dxa"/>
+            <w:tcW w:w="2514" w:type="dxa"/>
             <w:shd w:val="clear" w:color="auto" w:fill="1F3A5F"/>
           </w:tcPr>
           <w:p>
@@ -3540,7 +3539,7 @@
         </w:tc>
         <w:tc>
           <w:tcPr>
-            <w:tcW w:w="4762" w:type="dxa"/>
+            <w:tcW w:w="5235" w:type="dxa"/>
             <w:shd w:val="clear" w:color="auto" w:fill="1F3A5F"/>
           </w:tcPr>
           <w:p>
@@ -3559,7 +3558,7 @@
         </w:tc>
         <w:tc>
           <w:tcPr>
-            <w:tcW w:w="1417" w:type="dxa"/>
+            <w:tcW w:w="1889" w:type="dxa"/>
             <w:shd w:val="clear" w:color="auto" w:fill="1F3A5F"/>
           </w:tcPr>
           <w:p>
@@ -3572,26 +3571,7 @@
                 <w:color w:val="FFFFFF"/>
                 <w:sz w:val="18"/>
               </w:rPr>
-              <w:t>Покупка</w:t>
-            </w:r>
-          </w:p>
-        </w:tc>
-        <w:tc>
-          <w:tcPr>
-            <w:tcW w:w="1417" w:type="dxa"/>
-            <w:shd w:val="clear" w:color="auto" w:fill="1F3A5F"/>
-          </w:tcPr>
-          <w:p>
-            <w:pPr>
-              <w:spacing w:after="40"/>
-            </w:pPr>
-            <w:r>
-              <w:rPr>
-                <w:b/>
-                <w:color w:val="FFFFFF"/>
-                <w:sz w:val="18"/>
-              </w:rPr>
-              <w:t>Аренда</w:t>
+              <w:t>Стоимость покупки</w:t>
             </w:r>
           </w:p>
         </w:tc>
@@ -3602,7 +3582,7 @@
         </w:trPr>
         <w:tc>
           <w:tcPr>
-            <w:tcW w:w="2041" w:type="dxa"/>
+            <w:tcW w:w="2514" w:type="dxa"/>
           </w:tcPr>
           <w:p>
             <w:pPr>
@@ -3618,7 +3598,7 @@
         </w:tc>
         <w:tc>
           <w:tcPr>
-            <w:tcW w:w="4762" w:type="dxa"/>
+            <w:tcW w:w="5235" w:type="dxa"/>
           </w:tcPr>
           <w:p>
             <w:pPr>
@@ -3638,7 +3618,7 @@
         </w:tc>
         <w:tc>
           <w:tcPr>
-            <w:tcW w:w="1417" w:type="dxa"/>
+            <w:tcW w:w="1889" w:type="dxa"/>
           </w:tcPr>
           <w:p>
             <w:pPr>
@@ -3648,23 +3628,7 @@
               <w:rPr>
                 <w:sz w:val="18"/>
               </w:rPr>
-              <w:t>105 000 ₽/м²</w:t>
-            </w:r>
-          </w:p>
-        </w:tc>
-        <w:tc>
-          <w:tcPr>
-            <w:tcW w:w="1417" w:type="dxa"/>
-          </w:tcPr>
-          <w:p>
-            <w:pPr>
-              <w:spacing w:after="40"/>
-            </w:pPr>
-            <w:r>
-              <w:rPr>
-                <w:sz w:val="18"/>
-              </w:rPr>
-              <w:t>800 ₽/м² в месяц</w:t>
+              <w:t>105 000 ₽/м²  ·  от 53,7 млн ₽</w:t>
             </w:r>
           </w:p>
         </w:tc>
@@ -3675,7 +3639,7 @@
         </w:trPr>
         <w:tc>
           <w:tcPr>
-            <w:tcW w:w="2041" w:type="dxa"/>
+            <w:tcW w:w="2514" w:type="dxa"/>
             <w:shd w:val="clear" w:color="auto" w:fill="F4F6F9"/>
           </w:tcPr>
           <w:p>
@@ -3692,7 +3656,7 @@
         </w:tc>
         <w:tc>
           <w:tcPr>
-            <w:tcW w:w="4762" w:type="dxa"/>
+            <w:tcW w:w="5235" w:type="dxa"/>
             <w:shd w:val="clear" w:color="auto" w:fill="F4F6F9"/>
           </w:tcPr>
           <w:p>
@@ -3713,7 +3677,7 @@
         </w:tc>
         <w:tc>
           <w:tcPr>
-            <w:tcW w:w="1417" w:type="dxa"/>
+            <w:tcW w:w="1889" w:type="dxa"/>
             <w:shd w:val="clear" w:color="auto" w:fill="F4F6F9"/>
           </w:tcPr>
           <w:p>
@@ -3724,24 +3688,7 @@
               <w:rPr>
                 <w:sz w:val="18"/>
               </w:rPr>
-              <w:t>105 000 ₽/м²</w:t>
-            </w:r>
-          </w:p>
-        </w:tc>
-        <w:tc>
-          <w:tcPr>
-            <w:tcW w:w="1417" w:type="dxa"/>
-            <w:shd w:val="clear" w:color="auto" w:fill="F4F6F9"/>
-          </w:tcPr>
-          <w:p>
-            <w:pPr>
-              <w:spacing w:after="40"/>
-            </w:pPr>
-            <w:r>
-              <w:rPr>
-                <w:sz w:val="18"/>
-              </w:rPr>
-              <w:t>800 ₽/м² в месяц</w:t>
+              <w:t>105 000 ₽/м²  ·  от 76,3 млн ₽</w:t>
             </w:r>
           </w:p>
         </w:tc>
@@ -3752,7 +3699,7 @@
         </w:trPr>
         <w:tc>
           <w:tcPr>
-            <w:tcW w:w="2041" w:type="dxa"/>
+            <w:tcW w:w="2514" w:type="dxa"/>
           </w:tcPr>
           <w:p>
             <w:pPr>
@@ -3768,7 +3715,7 @@
         </w:tc>
         <w:tc>
           <w:tcPr>
-            <w:tcW w:w="4762" w:type="dxa"/>
+            <w:tcW w:w="5235" w:type="dxa"/>
           </w:tcPr>
           <w:p>
             <w:pPr>
@@ -3788,7 +3735,7 @@
         </w:tc>
         <w:tc>
           <w:tcPr>
-            <w:tcW w:w="1417" w:type="dxa"/>
+            <w:tcW w:w="1889" w:type="dxa"/>
           </w:tcPr>
           <w:p>
             <w:pPr>
@@ -3798,23 +3745,7 @@
               <w:rPr>
                 <w:sz w:val="18"/>
               </w:rPr>
-              <w:t>105 000 ₽/м²</w:t>
-            </w:r>
-          </w:p>
-        </w:tc>
-        <w:tc>
-          <w:tcPr>
-            <w:tcW w:w="1417" w:type="dxa"/>
-          </w:tcPr>
-          <w:p>
-            <w:pPr>
-              <w:spacing w:after="40"/>
-            </w:pPr>
-            <w:r>
-              <w:rPr>
-                <w:sz w:val="18"/>
-              </w:rPr>
-              <w:t>800 ₽/м² в месяц</w:t>
+              <w:t>105 000 ₽/м²  ·  от 100,3 млн ₽</w:t>
             </w:r>
           </w:p>
         </w:tc>
@@ -3825,7 +3756,7 @@
         </w:trPr>
         <w:tc>
           <w:tcPr>
-            <w:tcW w:w="2041" w:type="dxa"/>
+            <w:tcW w:w="2514" w:type="dxa"/>
             <w:shd w:val="clear" w:color="auto" w:fill="F4F6F9"/>
           </w:tcPr>
           <w:p>
@@ -3842,7 +3773,7 @@
         </w:tc>
         <w:tc>
           <w:tcPr>
-            <w:tcW w:w="4762" w:type="dxa"/>
+            <w:tcW w:w="5235" w:type="dxa"/>
             <w:shd w:val="clear" w:color="auto" w:fill="F4F6F9"/>
           </w:tcPr>
           <w:p>
@@ -3863,7 +3794,7 @@
         </w:tc>
         <w:tc>
           <w:tcPr>
-            <w:tcW w:w="1417" w:type="dxa"/>
+            <w:tcW w:w="1889" w:type="dxa"/>
             <w:shd w:val="clear" w:color="auto" w:fill="F4F6F9"/>
           </w:tcPr>
           <w:p>
@@ -3874,24 +3805,7 @@
               <w:rPr>
                 <w:sz w:val="18"/>
               </w:rPr>
-              <w:t>105 000 ₽/м²</w:t>
-            </w:r>
-          </w:p>
-        </w:tc>
-        <w:tc>
-          <w:tcPr>
-            <w:tcW w:w="1417" w:type="dxa"/>
-            <w:shd w:val="clear" w:color="auto" w:fill="F4F6F9"/>
-          </w:tcPr>
-          <w:p>
-            <w:pPr>
-              <w:spacing w:after="40"/>
-            </w:pPr>
-            <w:r>
-              <w:rPr>
-                <w:sz w:val="18"/>
-              </w:rPr>
-              <w:t>800 ₽/м² в месяц</w:t>
+              <w:t>105 000 ₽/м²  ·  от 152,5 млн ₽</w:t>
             </w:r>
           </w:p>
         </w:tc>
@@ -5060,6 +4974,11 @@
         <w:t>2: Что входит в цену производственного помещения</w:t>
       </w:r>
     </w:p>
+    <w:p>
+      <w:r>
+        <w:t>Надзаголовок блока: «О наших цехах». Вёрстка как сейчас на сайте: слева заголовок, текст и кнопка «Получить консультацию», справа аккордеон. Текст слева: «Мы продаём не просто коробку, а готовую инфраструктуру: инженерные сети, документы и управление территорией уже включены в цену квадратного метра. Ниже — что именно вы получаете вместе с блоком».</w:t>
+      </w:r>
+    </w:p>
     <w:tbl>
       <w:tblPr>
         <w:tblStyle w:val="aff0"/>
@@ -6637,11 +6556,10 @@
         <w:tblLook w:val="04A0" w:firstRow="1" w:lastRow="0" w:firstColumn="1" w:lastColumn="0" w:noHBand="0" w:noVBand="1"/>
       </w:tblPr>
       <w:tblGrid>
-        <w:gridCol w:w="2609"/>
-        <w:gridCol w:w="1587"/>
-        <w:gridCol w:w="1361"/>
-        <w:gridCol w:w="2041"/>
-        <w:gridCol w:w="2041"/>
+        <w:gridCol w:w="3119"/>
+        <w:gridCol w:w="2097"/>
+        <w:gridCol w:w="1871"/>
+        <w:gridCol w:w="2551"/>
       </w:tblGrid>
       <w:tr>
         <w:trPr>
@@ -6649,7 +6567,7 @@
         </w:trPr>
         <w:tc>
           <w:tcPr>
-            <w:tcW w:w="2608" w:type="dxa"/>
+            <w:tcW w:w="3119" w:type="dxa"/>
             <w:shd w:val="clear" w:color="auto" w:fill="1F3A5F"/>
           </w:tcPr>
           <w:p>
@@ -6670,7 +6588,7 @@
         </w:tc>
         <w:tc>
           <w:tcPr>
-            <w:tcW w:w="1587" w:type="dxa"/>
+            <w:tcW w:w="2097" w:type="dxa"/>
             <w:shd w:val="clear" w:color="auto" w:fill="1F3A5F"/>
           </w:tcPr>
           <w:p>
@@ -6689,7 +6607,7 @@
         </w:tc>
         <w:tc>
           <w:tcPr>
-            <w:tcW w:w="1361" w:type="dxa"/>
+            <w:tcW w:w="1871" w:type="dxa"/>
             <w:shd w:val="clear" w:color="auto" w:fill="1F3A5F"/>
           </w:tcPr>
           <w:p>
@@ -6708,7 +6626,7 @@
         </w:tc>
         <w:tc>
           <w:tcPr>
-            <w:tcW w:w="2041" w:type="dxa"/>
+            <w:tcW w:w="2551" w:type="dxa"/>
             <w:shd w:val="clear" w:color="auto" w:fill="1F3A5F"/>
           </w:tcPr>
           <w:p>
@@ -6722,25 +6640,6 @@
                 <w:sz w:val="18"/>
               </w:rPr>
               <w:t>Стоимость покупки</w:t>
-            </w:r>
-          </w:p>
-        </w:tc>
-        <w:tc>
-          <w:tcPr>
-            <w:tcW w:w="2041" w:type="dxa"/>
-            <w:shd w:val="clear" w:color="auto" w:fill="1F3A5F"/>
-          </w:tcPr>
-          <w:p>
-            <w:pPr>
-              <w:spacing w:after="40"/>
-            </w:pPr>
-            <w:r>
-              <w:rPr>
-                <w:b/>
-                <w:color w:val="FFFFFF"/>
-                <w:sz w:val="18"/>
-              </w:rPr>
-              <w:t>Аренда</w:t>
             </w:r>
           </w:p>
         </w:tc>
@@ -6751,7 +6650,7 @@
         </w:trPr>
         <w:tc>
           <w:tcPr>
-            <w:tcW w:w="2608" w:type="dxa"/>
+            <w:tcW w:w="3119" w:type="dxa"/>
           </w:tcPr>
           <w:p>
             <w:pPr>
@@ -6767,7 +6666,7 @@
         </w:tc>
         <w:tc>
           <w:tcPr>
-            <w:tcW w:w="1587" w:type="dxa"/>
+            <w:tcW w:w="2097" w:type="dxa"/>
           </w:tcPr>
           <w:p>
             <w:pPr>
@@ -6783,7 +6682,7 @@
         </w:tc>
         <w:tc>
           <w:tcPr>
-            <w:tcW w:w="1361" w:type="dxa"/>
+            <w:tcW w:w="1871" w:type="dxa"/>
           </w:tcPr>
           <w:p>
             <w:pPr>
@@ -6799,7 +6698,7 @@
         </w:tc>
         <w:tc>
           <w:tcPr>
-            <w:tcW w:w="2041" w:type="dxa"/>
+            <w:tcW w:w="2551" w:type="dxa"/>
           </w:tcPr>
           <w:p>
             <w:pPr>
@@ -6810,22 +6709,6 @@
                 <w:sz w:val="18"/>
               </w:rPr>
               <w:t>от 53,7 млн ₽</w:t>
-            </w:r>
-          </w:p>
-        </w:tc>
-        <w:tc>
-          <w:tcPr>
-            <w:tcW w:w="2041" w:type="dxa"/>
-          </w:tcPr>
-          <w:p>
-            <w:pPr>
-              <w:spacing w:after="40"/>
-            </w:pPr>
-            <w:r>
-              <w:rPr>
-                <w:sz w:val="18"/>
-              </w:rPr>
-              <w:t>от 409 400 ₽/мес</w:t>
             </w:r>
           </w:p>
         </w:tc>
@@ -6836,7 +6719,7 @@
         </w:trPr>
         <w:tc>
           <w:tcPr>
-            <w:tcW w:w="2608" w:type="dxa"/>
+            <w:tcW w:w="3119" w:type="dxa"/>
             <w:shd w:val="clear" w:color="auto" w:fill="F4F6F9"/>
           </w:tcPr>
           <w:p>
@@ -6853,7 +6736,7 @@
         </w:tc>
         <w:tc>
           <w:tcPr>
-            <w:tcW w:w="1587" w:type="dxa"/>
+            <w:tcW w:w="2097" w:type="dxa"/>
             <w:shd w:val="clear" w:color="auto" w:fill="F4F6F9"/>
           </w:tcPr>
           <w:p>
@@ -6870,7 +6753,7 @@
         </w:tc>
         <w:tc>
           <w:tcPr>
-            <w:tcW w:w="1361" w:type="dxa"/>
+            <w:tcW w:w="1871" w:type="dxa"/>
             <w:shd w:val="clear" w:color="auto" w:fill="F4F6F9"/>
           </w:tcPr>
           <w:p>
@@ -6887,7 +6770,7 @@
         </w:tc>
         <w:tc>
           <w:tcPr>
-            <w:tcW w:w="2041" w:type="dxa"/>
+            <w:tcW w:w="2551" w:type="dxa"/>
             <w:shd w:val="clear" w:color="auto" w:fill="F4F6F9"/>
           </w:tcPr>
           <w:p>
@@ -6899,23 +6782,6 @@
                 <w:sz w:val="18"/>
               </w:rPr>
               <w:t>от 76,3 млн ₽</w:t>
-            </w:r>
-          </w:p>
-        </w:tc>
-        <w:tc>
-          <w:tcPr>
-            <w:tcW w:w="2041" w:type="dxa"/>
-            <w:shd w:val="clear" w:color="auto" w:fill="F4F6F9"/>
-          </w:tcPr>
-          <w:p>
-            <w:pPr>
-              <w:spacing w:after="40"/>
-            </w:pPr>
-            <w:r>
-              <w:rPr>
-                <w:sz w:val="18"/>
-              </w:rPr>
-              <w:t>от 581 400 ₽/мес</w:t>
             </w:r>
           </w:p>
         </w:tc>
@@ -6926,7 +6792,7 @@
         </w:trPr>
         <w:tc>
           <w:tcPr>
-            <w:tcW w:w="2608" w:type="dxa"/>
+            <w:tcW w:w="3119" w:type="dxa"/>
           </w:tcPr>
           <w:p>
             <w:pPr>
@@ -6942,7 +6808,7 @@
         </w:tc>
         <w:tc>
           <w:tcPr>
-            <w:tcW w:w="1587" w:type="dxa"/>
+            <w:tcW w:w="2097" w:type="dxa"/>
           </w:tcPr>
           <w:p>
             <w:pPr>
@@ -6958,7 +6824,7 @@
         </w:tc>
         <w:tc>
           <w:tcPr>
-            <w:tcW w:w="1361" w:type="dxa"/>
+            <w:tcW w:w="1871" w:type="dxa"/>
           </w:tcPr>
           <w:p>
             <w:pPr>
@@ -6974,7 +6840,7 @@
         </w:tc>
         <w:tc>
           <w:tcPr>
-            <w:tcW w:w="2041" w:type="dxa"/>
+            <w:tcW w:w="2551" w:type="dxa"/>
           </w:tcPr>
           <w:p>
             <w:pPr>
@@ -6985,22 +6851,6 @@
                 <w:sz w:val="18"/>
               </w:rPr>
               <w:t>от 100,3 млн ₽</w:t>
-            </w:r>
-          </w:p>
-        </w:tc>
-        <w:tc>
-          <w:tcPr>
-            <w:tcW w:w="2041" w:type="dxa"/>
-          </w:tcPr>
-          <w:p>
-            <w:pPr>
-              <w:spacing w:after="40"/>
-            </w:pPr>
-            <w:r>
-              <w:rPr>
-                <w:sz w:val="18"/>
-              </w:rPr>
-              <w:t>от 764 000 ₽/мес</w:t>
             </w:r>
           </w:p>
         </w:tc>
@@ -7011,7 +6861,7 @@
         </w:trPr>
         <w:tc>
           <w:tcPr>
-            <w:tcW w:w="2608" w:type="dxa"/>
+            <w:tcW w:w="3119" w:type="dxa"/>
             <w:shd w:val="clear" w:color="auto" w:fill="F4F6F9"/>
           </w:tcPr>
           <w:p>
@@ -7028,7 +6878,7 @@
         </w:tc>
         <w:tc>
           <w:tcPr>
-            <w:tcW w:w="1587" w:type="dxa"/>
+            <w:tcW w:w="2097" w:type="dxa"/>
             <w:shd w:val="clear" w:color="auto" w:fill="F4F6F9"/>
           </w:tcPr>
           <w:p>
@@ -7045,7 +6895,7 @@
         </w:tc>
         <w:tc>
           <w:tcPr>
-            <w:tcW w:w="1361" w:type="dxa"/>
+            <w:tcW w:w="1871" w:type="dxa"/>
             <w:shd w:val="clear" w:color="auto" w:fill="F4F6F9"/>
           </w:tcPr>
           <w:p>
@@ -7062,7 +6912,7 @@
         </w:tc>
         <w:tc>
           <w:tcPr>
-            <w:tcW w:w="2041" w:type="dxa"/>
+            <w:tcW w:w="2551" w:type="dxa"/>
             <w:shd w:val="clear" w:color="auto" w:fill="F4F6F9"/>
           </w:tcPr>
           <w:p>
@@ -7074,23 +6924,6 @@
                 <w:sz w:val="18"/>
               </w:rPr>
               <w:t>от 152,5 млн ₽</w:t>
-            </w:r>
-          </w:p>
-        </w:tc>
-        <w:tc>
-          <w:tcPr>
-            <w:tcW w:w="2041" w:type="dxa"/>
-            <w:shd w:val="clear" w:color="auto" w:fill="F4F6F9"/>
-          </w:tcPr>
-          <w:p>
-            <w:pPr>
-              <w:spacing w:after="40"/>
-            </w:pPr>
-            <w:r>
-              <w:rPr>
-                <w:sz w:val="18"/>
-              </w:rPr>
-              <w:t>от 1 162 100 ₽/мес</w:t>
             </w:r>
           </w:p>
         </w:tc>
@@ -7101,7 +6934,7 @@
         </w:trPr>
         <w:tc>
           <w:tcPr>
-            <w:tcW w:w="2608" w:type="dxa"/>
+            <w:tcW w:w="3119" w:type="dxa"/>
           </w:tcPr>
           <w:p>
             <w:pPr>
@@ -7117,7 +6950,7 @@
         </w:tc>
         <w:tc>
           <w:tcPr>
-            <w:tcW w:w="1587" w:type="dxa"/>
+            <w:tcW w:w="2097" w:type="dxa"/>
           </w:tcPr>
           <w:p>
             <w:pPr>
@@ -7133,7 +6966,7 @@
         </w:tc>
         <w:tc>
           <w:tcPr>
-            <w:tcW w:w="1361" w:type="dxa"/>
+            <w:tcW w:w="1871" w:type="dxa"/>
           </w:tcPr>
           <w:p>
             <w:pPr>
@@ -7149,23 +6982,7 @@
         </w:tc>
         <w:tc>
           <w:tcPr>
-            <w:tcW w:w="2041" w:type="dxa"/>
-          </w:tcPr>
-          <w:p>
-            <w:pPr>
-              <w:spacing w:after="40"/>
-            </w:pPr>
-            <w:r>
-              <w:rPr>
-                <w:sz w:val="18"/>
-              </w:rPr>
-              <w:t>рассчитываем индивидуально</w:t>
-            </w:r>
-          </w:p>
-        </w:tc>
-        <w:tc>
-          <w:tcPr>
-            <w:tcW w:w="2041" w:type="dxa"/>
+            <w:tcW w:w="2551" w:type="dxa"/>
           </w:tcPr>
           <w:p>
             <w:pPr>
@@ -7251,45 +7068,39 @@
         <w:rPr>
           <w:lang w:val="ru-RU"/>
         </w:rPr>
-        <w:t xml:space="preserve">Цена продажи производственных помещений в парке </w:t>
-      </w:r>
-      <w:r>
-        <w:rPr>
-          <w:lang w:val="ru-RU"/>
-        </w:rPr>
-        <w:t>-</w:t>
-      </w:r>
-      <w:r>
-        <w:rPr>
-          <w:lang w:val="ru-RU"/>
-        </w:rPr>
-        <w:t xml:space="preserve"> 105 000 ₽ за м². Стоимость блока считается от общей площади вместе с </w:t>
+        <w:t>Цена продажи производственных помещений в парке - 105 000 ₽ за м². Стоимость блока считается от общей площади вместе с офисно-бытовой частью и мезонином. Помещения парка продаются, аренда не предлагается: блок сразу оформляется в собственность покупателя.</w:t>
+      </w:r>
+      <w:r>
+        <w:rPr>
+          <w:lang w:val="ru-RU"/>
+        </w:rPr>
+      </w:r>
+      <w:r>
+        <w:rPr>
+          <w:lang w:val="ru-RU"/>
+        </w:rPr>
       </w:r>
       <w:proofErr w:type="spellStart"/>
       <w:r>
         <w:rPr>
           <w:lang w:val="ru-RU"/>
         </w:rPr>
-        <w:t>офисно</w:t>
       </w:r>
       <w:proofErr w:type="spellEnd"/>
       <w:r>
         <w:rPr>
           <w:lang w:val="ru-RU"/>
         </w:rPr>
-        <w:t xml:space="preserve">-бытовой частью и мезонином. Аренда </w:t>
-      </w:r>
-      <w:r>
-        <w:rPr>
-          <w:lang w:val="ru-RU"/>
-        </w:rPr>
-        <w:t>-</w:t>
-      </w:r>
-      <w:r>
-        <w:rPr>
-          <w:lang w:val="ru-RU"/>
-        </w:rPr>
-        <w:t xml:space="preserve"> 800 ₽ за м² в месяц, коммунальные платежи по счётчикам.</w:t>
+      </w:r>
+      <w:r>
+        <w:rPr>
+          <w:lang w:val="ru-RU"/>
+        </w:rPr>
+      </w:r>
+      <w:r>
+        <w:rPr>
+          <w:lang w:val="ru-RU"/>
+        </w:rPr>
       </w:r>
     </w:p>
     <w:p>
@@ -7606,35 +7417,31 @@
               <w:rPr>
                 <w:sz w:val="19"/>
               </w:rPr>
-              <w:t>Аренда</w:t>
+              <w:t>Бронирование</w:t>
             </w:r>
             <w:proofErr w:type="spellEnd"/>
             <w:r>
               <w:rPr>
                 <w:sz w:val="19"/>
               </w:rPr>
-              <w:t xml:space="preserve"> с </w:t>
             </w:r>
             <w:proofErr w:type="spellStart"/>
             <w:r>
               <w:rPr>
                 <w:sz w:val="19"/>
               </w:rPr>
-              <w:t>правом</w:t>
             </w:r>
             <w:proofErr w:type="spellEnd"/>
             <w:r>
               <w:rPr>
                 <w:sz w:val="19"/>
               </w:rPr>
-              <w:t xml:space="preserve"> </w:t>
             </w:r>
             <w:proofErr w:type="spellStart"/>
             <w:r>
               <w:rPr>
                 <w:sz w:val="19"/>
               </w:rPr>
-              <w:t>выкупа</w:t>
             </w:r>
             <w:proofErr w:type="spellEnd"/>
           </w:p>
@@ -7656,7 +7463,7 @@
                 <w:sz w:val="19"/>
                 <w:lang w:val="ru-RU"/>
               </w:rPr>
-              <w:t>Для тех, кто хочет сначала запустить производство, а потом выкупить блок.</w:t>
+              <w:t>Выбранный блок бронируется на 5 рабочих дней, пока готовятся документы. Бронь бесплатная.</w:t>
             </w:r>
           </w:p>
         </w:tc>
@@ -7781,7 +7588,7 @@
                 <w:color w:val="FFFFFF"/>
                 <w:sz w:val="19"/>
               </w:rPr>
-              <w:t>Аренда цеха</w:t>
+              <w:t>Аренда цеха на рынке</w:t>
             </w:r>
           </w:p>
         </w:tc>
@@ -7842,7 +7649,7 @@
                 <w:sz w:val="19"/>
                 <w:lang w:val="ru-RU"/>
               </w:rPr>
-              <w:t>800 ₽/м² в месяц бессрочно, с ежегодной индексацией</w:t>
+              <w:t>Ставка по рынку [уточнить] ₽/м² в месяц бессрочно, с ежегодной индексацией</w:t>
             </w:r>
           </w:p>
         </w:tc>
@@ -8184,7 +7991,7 @@
                 <w:sz w:val="19"/>
                 <w:lang w:val="ru-RU"/>
               </w:rPr>
-              <w:t>Около 11 лет при текущей ставке, без учёта роста стоимости объекта</w:t>
+              <w:t>Цена за м² ÷ (рыночная ставка аренды × 12 месяцев): ориентировочно 10–12 лет, без учёта роста стоимости объекта</w:t>
             </w:r>
           </w:p>
         </w:tc>
@@ -8280,7 +8087,7 @@
         <w:rPr>
           <w:lang w:val="ru-RU"/>
         </w:rPr>
-        <w:t>Если производство уже работает стабильно и оборудование привязано к площадке, покупка почти всегда выгоднее: арендная ставка индексируется каждый год, а платёж за собственный цех заканчивается.</w:t>
+        <w:t>Индустриальный парк «Вита» помещения только продаёт. Блок сравнивает покупку с арендой цеха на стороне: если производство уже работает стабильно и оборудование привязано к площадке, покупка почти всегда выгоднее — арендная ставка индексируется каждый год, а платёж за собственный цех заканчивается.</w:t>
       </w:r>
     </w:p>
     <w:p>
@@ -8296,7 +8103,7 @@
           <w:sz w:val="18"/>
           <w:lang w:val="ru-RU"/>
         </w:rPr>
-        <w:t>Расчёт окупаемости: 105 000 ₽/м² ÷ (800 ₽/м² × 12 месяцев) ≈ 10,9 года. Перед публикацией перепроверить с коммерческим отделом и при изменении прайса пересчитать.</w:t>
+        <w:t>Перед публикацией подставить актуальную рыночную ставку аренды производственных помещений в Шушарах и пересчитать окупаемость по формуле: цена за м² ÷ (ставка × 12).</w:t>
       </w:r>
     </w:p>
     <w:p>
@@ -10421,21 +10228,19 @@
                 <w:sz w:val="19"/>
                 <w:lang w:val="ru-RU"/>
               </w:rPr>
-              <w:t xml:space="preserve">Если производство работает стабильно и оборудование привязано к площадке, покупка окупается примерно за 11 лет при текущей арендной ставке </w:t>
+              <w:t>Помещения в парке только продаются. Если производство работает стабильно и оборудование привязано к площадке, покупка окупается примерно за 10–12 лет по сравнению с рыночной арендой цеха — и дальше вы платите только за эксплуатацию. Аренда на стороне подходит новому или сезонному проекту, которому важна гибкость.</w:t>
             </w:r>
             <w:r>
               <w:rPr>
                 <w:sz w:val="19"/>
                 <w:lang w:val="ru-RU"/>
               </w:rPr>
-              <w:t>-</w:t>
             </w:r>
             <w:r>
               <w:rPr>
                 <w:sz w:val="19"/>
                 <w:lang w:val="ru-RU"/>
               </w:rPr>
-              <w:t xml:space="preserve"> и дальше вы платите только за эксплуатацию. Аренда по 800 ₽ за м² в месяц подходит новому или сезонному проекту, которому важна гибкость.</w:t>
             </w:r>
           </w:p>
         </w:tc>
@@ -10482,7 +10287,7 @@
                 <w:sz w:val="19"/>
                 <w:lang w:val="ru-RU"/>
               </w:rPr>
-              <w:t>Да. Помещение оформлено как самостоятельный объект, поэтому его можно сдавать, закладывать и продавать. Часть покупателей берёт блок именно под арендный бизнес при текущей ставке 800 ₽ за м² в месяц.</w:t>
+              <w:t>Да. Помещение оформлено как самостоятельный объект, поэтому его можно сдавать, закладывать и продавать по своему решению. Часть покупателей берёт блок именно под арендный бизнес.</w:t>
             </w:r>
           </w:p>
         </w:tc>
@@ -10770,19 +10575,17 @@
         <w:rPr>
           <w:lang w:val="ru-RU"/>
         </w:rPr>
-        <w:t xml:space="preserve">Оставьте заявку </w:t>
-      </w:r>
-      <w:r>
-        <w:rPr>
-          <w:lang w:val="ru-RU"/>
-        </w:rPr>
-        <w:t>-</w:t>
-      </w:r>
-      <w:r>
-        <w:rPr>
-          <w:lang w:val="ru-RU"/>
-        </w:rPr>
-        <w:t xml:space="preserve"> менеджер перезвонит в течение 15 минут, подберёт производственное помещение под вашу технологию и рассчитает условия покупки или аренды.</w:t>
+        <w:t>Оставьте заявку - менеджер перезвонит в течение 15 минут, подберёт производственное помещение под вашу технологию и рассчитает стоимость и график платежей.</w:t>
+      </w:r>
+      <w:r>
+        <w:rPr>
+          <w:lang w:val="ru-RU"/>
+        </w:rPr>
+      </w:r>
+      <w:r>
+        <w:rPr>
+          <w:lang w:val="ru-RU"/>
+        </w:rPr>
       </w:r>
     </w:p>
     <w:p>
@@ -11013,27 +10816,24 @@
         <w:rPr>
           <w:lang w:val="ru-RU"/>
         </w:rPr>
-        <w:t xml:space="preserve">Индустриальный парк «Вита» </w:t>
+        <w:t>Индустриальный парк «Вита» - это продажа производственных помещений в Санкт-Петербурге напрямую от собственника. Блоки 500, 750, 1000 и 1500 м² с высотой 8 м, нагрузкой на пол 5 т/м², газовым отоплением и электричеством 25 кВт. Купить производственный цех можно за полную стоимость, в рассрочку до 12 месяцев, в кредит или лизинг. Аренда в парке не предлагается: блок сразу оформляется в собственность.</w:t>
       </w:r>
       <w:proofErr w:type="gramStart"/>
       <w:r>
         <w:rPr>
           <w:lang w:val="ru-RU"/>
         </w:rPr>
-        <w:t>-</w:t>
-      </w:r>
-      <w:r>
-        <w:rPr>
-          <w:lang w:val="ru-RU"/>
-        </w:rPr>
-        <w:t xml:space="preserve"> это</w:t>
+      </w:r>
+      <w:r>
+        <w:rPr>
+          <w:lang w:val="ru-RU"/>
+        </w:rPr>
       </w:r>
       <w:proofErr w:type="gramEnd"/>
       <w:r>
         <w:rPr>
           <w:lang w:val="ru-RU"/>
         </w:rPr>
-        <w:t xml:space="preserve"> продажа производственных помещений в Санкт-Петербурге напрямую от собственника. Блоки 500, 750, 1000 и 1500 м² с высотой 8 м, нагрузкой на пол 5 т/м², газовым отоплением и электричеством 25 кВт. Купить производственный цех можно за полную стоимость, в рассрочку до 12 месяцев, в кредит или лизинг; есть вариант аренды с последующим выкупом.</w:t>
       </w:r>
     </w:p>
     <w:p>
@@ -11724,7 +11524,7 @@
       <w:r>
         <w:drawing>
           <wp:inline xmlns:a="http://schemas.openxmlformats.org/drawingml/2006/main" xmlns:pic="http://schemas.openxmlformats.org/drawingml/2006/picture">
-            <wp:extent cx="6120000" cy="5745600"/>
+            <wp:extent cx="6120000" cy="5774400"/>
             <wp:docPr id="1" name="Picture 1"/>
             <wp:cNvGraphicFramePr>
               <a:graphicFrameLocks noChangeAspect="1"/>
@@ -11745,7 +11545,7 @@
                   <pic:spPr>
                     <a:xfrm>
                       <a:off x="0" y="0"/>
-                      <a:ext cx="6120000" cy="5745600"/>
+                      <a:ext cx="6120000" cy="5774400"/>
                     </a:xfrm>
                     <a:prstGeom prst="rect"/>
                   </pic:spPr>
@@ -12048,7 +11848,7 @@
       <w:r>
         <w:drawing>
           <wp:inline xmlns:a="http://schemas.openxmlformats.org/drawingml/2006/main" xmlns:pic="http://schemas.openxmlformats.org/drawingml/2006/picture">
-            <wp:extent cx="6120000" cy="3594480"/>
+            <wp:extent cx="6120000" cy="3741360"/>
             <wp:docPr id="7" name="Picture 7"/>
             <wp:cNvGraphicFramePr>
               <a:graphicFrameLocks noChangeAspect="1"/>
@@ -12069,7 +11869,7 @@
                   <pic:spPr>
                     <a:xfrm>
                       <a:off x="0" y="0"/>
-                      <a:ext cx="6120000" cy="3594480"/>
+                      <a:ext cx="6120000" cy="3741360"/>
                     </a:xfrm>
                     <a:prstGeom prst="rect"/>
                   </pic:spPr>
@@ -12102,7 +11902,7 @@
       <w:r>
         <w:drawing>
           <wp:inline xmlns:a="http://schemas.openxmlformats.org/drawingml/2006/main" xmlns:pic="http://schemas.openxmlformats.org/drawingml/2006/picture">
-            <wp:extent cx="6120000" cy="4834800"/>
+            <wp:extent cx="6120000" cy="4830720"/>
             <wp:docPr id="8" name="Picture 8"/>
             <wp:cNvGraphicFramePr>
               <a:graphicFrameLocks noChangeAspect="1"/>
@@ -12123,7 +11923,7 @@
                   <pic:spPr>
                     <a:xfrm>
                       <a:off x="0" y="0"/>
-                      <a:ext cx="6120000" cy="4834800"/>
+                      <a:ext cx="6120000" cy="4830720"/>
                     </a:xfrm>
                     <a:prstGeom prst="rect"/>
                   </pic:spPr>
@@ -12264,7 +12064,7 @@
       <w:r>
         <w:drawing>
           <wp:inline xmlns:a="http://schemas.openxmlformats.org/drawingml/2006/main" xmlns:pic="http://schemas.openxmlformats.org/drawingml/2006/picture">
-            <wp:extent cx="6120000" cy="4035120"/>
+            <wp:extent cx="6120000" cy="4284000"/>
             <wp:docPr id="11" name="Picture 11"/>
             <wp:cNvGraphicFramePr>
               <a:graphicFrameLocks noChangeAspect="1"/>
@@ -12285,7 +12085,7 @@
                   <pic:spPr>
                     <a:xfrm>
                       <a:off x="0" y="0"/>
-                      <a:ext cx="6120000" cy="4035120"/>
+                      <a:ext cx="6120000" cy="4284000"/>
                     </a:xfrm>
                     <a:prstGeom prst="rect"/>
                   </pic:spPr>
@@ -12426,7 +12226,7 @@
       <w:r>
         <w:drawing>
           <wp:inline xmlns:a="http://schemas.openxmlformats.org/drawingml/2006/main" xmlns:pic="http://schemas.openxmlformats.org/drawingml/2006/picture">
-            <wp:extent cx="6120000" cy="4949040"/>
+            <wp:extent cx="6120000" cy="5916000"/>
             <wp:docPr id="14" name="Picture 14"/>
             <wp:cNvGraphicFramePr>
               <a:graphicFrameLocks noChangeAspect="1"/>
@@ -12447,7 +12247,7 @@
                   <pic:spPr>
                     <a:xfrm>
                       <a:off x="0" y="0"/>
-                      <a:ext cx="6120000" cy="4949040"/>
+                      <a:ext cx="6120000" cy="5916000"/>
                     </a:xfrm>
                     <a:prstGeom prst="rect"/>
                   </pic:spPr>

--- a/ТЗ_vita-industrial/TZ_vita-industrial_workshops.docx
+++ b/ТЗ_vita-industrial/TZ_vita-industrial_workshops.docx
@@ -4900,31 +4900,27 @@
         <w:rPr>
           <w:lang w:val="ru-RU"/>
         </w:rPr>
-        <w:t xml:space="preserve">Подпись под схемой: «На схеме </w:t>
-      </w:r>
-      <w:r>
-        <w:rPr>
-          <w:lang w:val="ru-RU"/>
-        </w:rPr>
-        <w:t>-</w:t>
-      </w:r>
-      <w:r>
-        <w:rPr>
-          <w:lang w:val="ru-RU"/>
-        </w:rPr>
-        <w:t xml:space="preserve"> 36 зданий парка. Зелёным отмечены свободные производственные помещения, серым </w:t>
-      </w:r>
-      <w:r>
-        <w:rPr>
-          <w:lang w:val="ru-RU"/>
-        </w:rPr>
-        <w:t>-</w:t>
-      </w:r>
-      <w:r>
-        <w:rPr>
-          <w:lang w:val="ru-RU"/>
-        </w:rPr>
-        <w:t xml:space="preserve"> забронированные и проданные. Статус обновляется еженедельно, последнее обновление: [дата]».</w:t>
+        <w:t>Подпись под схемой: «На схеме - 36 зданий парка. Зелёным отмечены свободные производственные помещения, серым - забронированные и проданные. Статус свободных блоков обновляется еженедельно».</w:t>
+      </w:r>
+      <w:r>
+        <w:rPr>
+          <w:lang w:val="ru-RU"/>
+        </w:rPr>
+      </w:r>
+      <w:r>
+        <w:rPr>
+          <w:lang w:val="ru-RU"/>
+        </w:rPr>
+      </w:r>
+      <w:r>
+        <w:rPr>
+          <w:lang w:val="ru-RU"/>
+        </w:rPr>
+      </w:r>
+      <w:r>
+        <w:rPr>
+          <w:lang w:val="ru-RU"/>
+        </w:rPr>
       </w:r>
     </w:p>
     <w:p>
@@ -7009,35 +7005,30 @@
           <w:sz w:val="19"/>
           <w:lang w:val="ru-RU"/>
         </w:rPr>
-        <w:lastRenderedPageBreak/>
-        <w:t xml:space="preserve">Под таблицей: «Прайс актуален на [дата]. Цены указаны без НДС / с НДС </w:t>
+        <w:t>Под таблицей: «Цена указана за квадратный метр общей площади помещения. Точную стоимость выбранного блока менеджер подтверждает при бронировании». Кнопка «Скачать прайс PDF».</w:t>
       </w:r>
       <w:r>
         <w:rPr>
           <w:sz w:val="19"/>
           <w:lang w:val="ru-RU"/>
         </w:rPr>
-        <w:t>-</w:t>
       </w:r>
       <w:r>
         <w:rPr>
           <w:sz w:val="19"/>
           <w:lang w:val="ru-RU"/>
         </w:rPr>
-        <w:t xml:space="preserve"> уточнить у бухгалтерии». Кнопка «Скачать прайс </w:t>
       </w:r>
       <w:r>
         <w:rPr>
           <w:sz w:val="19"/>
         </w:rPr>
-        <w:t>PDF</w:t>
       </w:r>
       <w:r>
         <w:rPr>
           <w:sz w:val="19"/>
           <w:lang w:val="ru-RU"/>
         </w:rPr>
-        <w:t>».</w:t>
       </w:r>
     </w:p>
     <w:p>
@@ -7311,49 +7302,43 @@
                 <w:sz w:val="19"/>
                 <w:lang w:val="ru-RU"/>
               </w:rPr>
-              <w:t xml:space="preserve">До 12 месяцев, первый взнос от 30%. </w:t>
+              <w:t>Срок и размер первого взноса менеджер рассчитывает под конкретную сделку и фиксирует в договоре.</w:t>
             </w:r>
             <w:proofErr w:type="spellStart"/>
             <w:r>
               <w:rPr>
                 <w:sz w:val="19"/>
               </w:rPr>
-              <w:t>Условия</w:t>
             </w:r>
             <w:proofErr w:type="spellEnd"/>
             <w:r>
               <w:rPr>
                 <w:sz w:val="19"/>
               </w:rPr>
-              <w:t xml:space="preserve"> </w:t>
             </w:r>
             <w:proofErr w:type="spellStart"/>
             <w:r>
               <w:rPr>
                 <w:sz w:val="19"/>
               </w:rPr>
-              <w:t>фиксируются</w:t>
             </w:r>
             <w:proofErr w:type="spellEnd"/>
             <w:r>
               <w:rPr>
                 <w:sz w:val="19"/>
               </w:rPr>
-              <w:t xml:space="preserve"> в </w:t>
             </w:r>
             <w:proofErr w:type="spellStart"/>
             <w:r>
               <w:rPr>
                 <w:sz w:val="19"/>
               </w:rPr>
-              <w:t>договоре</w:t>
             </w:r>
             <w:proofErr w:type="spellEnd"/>
             <w:r>
               <w:rPr>
                 <w:sz w:val="19"/>
               </w:rPr>
-              <w:t>.</w:t>
             </w:r>
           </w:p>
         </w:tc>
@@ -7649,7 +7634,7 @@
                 <w:sz w:val="19"/>
                 <w:lang w:val="ru-RU"/>
               </w:rPr>
-              <w:t>Ставка по рынку [уточнить] ₽/м² в месяц бессрочно, с ежегодной индексацией</w:t>
+              <w:t>Ежемесячная ставка бессрочно, с ежегодной индексацией</w:t>
             </w:r>
           </w:p>
         </w:tc>
@@ -7942,35 +7927,31 @@
               <w:rPr>
                 <w:sz w:val="19"/>
               </w:rPr>
-              <w:t>Окупаемость</w:t>
+              <w:t>Горизонт расходов</w:t>
             </w:r>
             <w:proofErr w:type="spellEnd"/>
             <w:r>
               <w:rPr>
                 <w:sz w:val="19"/>
               </w:rPr>
-              <w:t xml:space="preserve"> </w:t>
             </w:r>
             <w:proofErr w:type="spellStart"/>
             <w:r>
               <w:rPr>
                 <w:sz w:val="19"/>
               </w:rPr>
-              <w:t>против</w:t>
             </w:r>
             <w:proofErr w:type="spellEnd"/>
             <w:r>
               <w:rPr>
                 <w:sz w:val="19"/>
               </w:rPr>
-              <w:t xml:space="preserve"> </w:t>
             </w:r>
             <w:proofErr w:type="spellStart"/>
             <w:r>
               <w:rPr>
                 <w:sz w:val="19"/>
               </w:rPr>
-              <w:t>аренды</w:t>
             </w:r>
             <w:proofErr w:type="spellEnd"/>
           </w:p>
@@ -7991,7 +7972,7 @@
                 <w:sz w:val="19"/>
                 <w:lang w:val="ru-RU"/>
               </w:rPr>
-              <w:t>Цена за м² ÷ (рыночная ставка аренды × 12 месяцев): ориентировочно 10–12 лет, без учёта роста стоимости объекта</w:t>
+              <w:t>Платёж конечен: после сделки остаются только эксплуатационные расходы</w:t>
             </w:r>
           </w:p>
         </w:tc>
@@ -8007,7 +7988,7 @@
               <w:rPr>
                 <w:sz w:val="19"/>
               </w:rPr>
-              <w:t>-</w:t>
+              <w:t>Платёж не заканчивается и растёт с каждой индексацией</w:t>
             </w:r>
           </w:p>
         </w:tc>
@@ -8088,22 +8069,6 @@
           <w:lang w:val="ru-RU"/>
         </w:rPr>
         <w:t>Индустриальный парк «Вита» помещения только продаёт. Блок сравнивает покупку с арендой цеха на стороне: если производство уже работает стабильно и оборудование привязано к площадке, покупка почти всегда выгоднее — арендная ставка индексируется каждый год, а платёж за собственный цех заканчивается.</w:t>
-      </w:r>
-    </w:p>
-    <w:p>
-      <w:pPr>
-        <w:rPr>
-          <w:lang w:val="ru-RU"/>
-        </w:rPr>
-      </w:pPr>
-      <w:r>
-        <w:rPr>
-          <w:i/>
-          <w:color w:val="777777"/>
-          <w:sz w:val="18"/>
-          <w:lang w:val="ru-RU"/>
-        </w:rPr>
-        <w:t>Перед публикацией подставить актуальную рыночную ставку аренды производственных помещений в Шушарах и пересчитать окупаемость по формуле: цена за м² ÷ (ставка × 12).</w:t>
       </w:r>
     </w:p>
     <w:p>
@@ -9544,21 +9509,19 @@
                 <w:sz w:val="19"/>
                 <w:lang w:val="ru-RU"/>
               </w:rPr>
-              <w:t xml:space="preserve">Да. Рассрочка от собственника </w:t>
+              <w:t>Да. Рассрочку оформляет собственник: срок и первый взнос менеджер рассчитывает под вашу сделку и фиксирует в договоре. Также работаем с банками-партнёрами по кредиту и лизингу — объект новый, с отдельной выпиской ЕГРН, поэтому подходит как залог.</w:t>
             </w:r>
             <w:r>
               <w:rPr>
                 <w:sz w:val="19"/>
                 <w:lang w:val="ru-RU"/>
               </w:rPr>
-              <w:t>-</w:t>
             </w:r>
             <w:r>
               <w:rPr>
                 <w:sz w:val="19"/>
                 <w:lang w:val="ru-RU"/>
               </w:rPr>
-              <w:t xml:space="preserve"> до 12 месяцев, первый взнос от 30%. Также работаем с банками-партнёрами по кредиту и лизингу: объект новый, с отдельной выпиской ЕГРН, поэтому подходит как залог.</w:t>
             </w:r>
           </w:p>
         </w:tc>
@@ -10228,7 +10191,7 @@
                 <w:sz w:val="19"/>
                 <w:lang w:val="ru-RU"/>
               </w:rPr>
-              <w:t>Помещения в парке только продаются. Если производство работает стабильно и оборудование привязано к площадке, покупка окупается примерно за 10–12 лет по сравнению с рыночной арендой цеха — и дальше вы платите только за эксплуатацию. Аренда на стороне подходит новому или сезонному проекту, которому важна гибкость.</w:t>
+              <w:t>Помещения в парке только продаются. Если производство работает стабильно и оборудование привязано к площадке, выгоднее покупка: арендная ставка индексируется каждый год и не заканчивается, а платёж за собственный цех конечен — дальше вы платите только за эксплуатацию и остаётесь с активом на балансе. Аренда на стороне подходит новому или сезонному проекту, которому важна гибкость.</w:t>
             </w:r>
             <w:r>
               <w:rPr>
@@ -10816,7 +10779,7 @@
         <w:rPr>
           <w:lang w:val="ru-RU"/>
         </w:rPr>
-        <w:t>Индустриальный парк «Вита» - это продажа производственных помещений в Санкт-Петербурге напрямую от собственника. Блоки 500, 750, 1000 и 1500 м² с высотой 8 м, нагрузкой на пол 5 т/м², газовым отоплением и электричеством 25 кВт. Купить производственный цех можно за полную стоимость, в рассрочку до 12 месяцев, в кредит или лизинг. Аренда в парке не предлагается: блок сразу оформляется в собственность.</w:t>
+        <w:t>Индустриальный парк «Вита» - это продажа производственных помещений в Санкт-Петербурге напрямую от собственника. Блоки 500, 750, 1000 и 1500 м² с высотой 8 м, нагрузкой на пол 5 т/м², газовым отоплением и электричеством 25 кВт. Купить производственный цех можно за полную стоимость, в рассрочку от собственника, в кредит или лизинг. Аренда в парке не предлагается: блок сразу оформляется в собственность.</w:t>
       </w:r>
       <w:proofErr w:type="gramStart"/>
       <w:r>
@@ -11524,7 +11487,7 @@
       <w:r>
         <w:drawing>
           <wp:inline xmlns:a="http://schemas.openxmlformats.org/drawingml/2006/main" xmlns:pic="http://schemas.openxmlformats.org/drawingml/2006/picture">
-            <wp:extent cx="6120000" cy="5774400"/>
+            <wp:extent cx="6120000" cy="5745600"/>
             <wp:docPr id="1" name="Picture 1"/>
             <wp:cNvGraphicFramePr>
               <a:graphicFrameLocks noChangeAspect="1"/>
@@ -11545,7 +11508,7 @@
                   <pic:spPr>
                     <a:xfrm>
                       <a:off x="0" y="0"/>
-                      <a:ext cx="6120000" cy="5774400"/>
+                      <a:ext cx="6120000" cy="5745600"/>
                     </a:xfrm>
                     <a:prstGeom prst="rect"/>
                   </pic:spPr>
@@ -12010,7 +11973,7 @@
       <w:r>
         <w:drawing>
           <wp:inline xmlns:a="http://schemas.openxmlformats.org/drawingml/2006/main" xmlns:pic="http://schemas.openxmlformats.org/drawingml/2006/picture">
-            <wp:extent cx="6120000" cy="3843360"/>
+            <wp:extent cx="6120000" cy="3937200"/>
             <wp:docPr id="10" name="Picture 10"/>
             <wp:cNvGraphicFramePr>
               <a:graphicFrameLocks noChangeAspect="1"/>
@@ -12031,7 +11994,7 @@
                   <pic:spPr>
                     <a:xfrm>
                       <a:off x="0" y="0"/>
-                      <a:ext cx="6120000" cy="3843360"/>
+                      <a:ext cx="6120000" cy="3937200"/>
                     </a:xfrm>
                     <a:prstGeom prst="rect"/>
                   </pic:spPr>
@@ -12064,7 +12027,7 @@
       <w:r>
         <w:drawing>
           <wp:inline xmlns:a="http://schemas.openxmlformats.org/drawingml/2006/main" xmlns:pic="http://schemas.openxmlformats.org/drawingml/2006/picture">
-            <wp:extent cx="6120000" cy="4284000"/>
+            <wp:extent cx="6120000" cy="4035120"/>
             <wp:docPr id="11" name="Picture 11"/>
             <wp:cNvGraphicFramePr>
               <a:graphicFrameLocks noChangeAspect="1"/>
@@ -12085,7 +12048,7 @@
                   <pic:spPr>
                     <a:xfrm>
                       <a:off x="0" y="0"/>
-                      <a:ext cx="6120000" cy="4284000"/>
+                      <a:ext cx="6120000" cy="4035120"/>
                     </a:xfrm>
                     <a:prstGeom prst="rect"/>
                   </pic:spPr>

--- a/ТЗ_vita-industrial/TZ_vita-industrial_workshops.docx
+++ b/ТЗ_vita-industrial/TZ_vita-industrial_workshops.docx
@@ -3359,20 +3359,17 @@
         <w:rPr>
           <w:lang w:val="ru-RU"/>
         </w:rPr>
-        <w:lastRenderedPageBreak/>
-        <w:t xml:space="preserve">Планировку можно изменить до начала отделки: объединить два соседних блока в цех на 3000 м², добавить ворота, перенести перегородки, заложить усиленный ввод электричества под конкретное оборудование. Производственные помещения купить в СПб на таких условиях на вторичном рынке практически невозможно </w:t>
-      </w:r>
-      <w:r>
-        <w:rPr>
-          <w:lang w:val="ru-RU"/>
-        </w:rPr>
-        <w:t>-</w:t>
-      </w:r>
-      <w:r>
-        <w:rPr>
-          <w:lang w:val="ru-RU"/>
-        </w:rPr>
-        <w:t xml:space="preserve"> там объект продаётся как есть.</w:t>
+        <w:t>Планировку можно изменить до начала отделки: объединить соседние блоки в цех до 10 000 м², добавить ворота, перенести перегородки, заложить усиленный ввод электричества под конкретное оборудование. Производственные помещения купить в СПб на таких условиях на вторичном рынке практически невозможно - там объект продаётся как есть.</w:t>
+      </w:r>
+      <w:r>
+        <w:rPr>
+          <w:lang w:val="ru-RU"/>
+        </w:rPr>
+      </w:r>
+      <w:r>
+        <w:rPr>
+          <w:lang w:val="ru-RU"/>
+        </w:rPr>
       </w:r>
     </w:p>
     <w:p>
@@ -3820,104 +3817,90 @@
           <w:sz w:val="19"/>
           <w:lang w:val="ru-RU"/>
         </w:rPr>
-        <w:t xml:space="preserve">Возможно комплексное решение под ваш проект: объединяем соседние блоки до 3000 м² и вносим технические изменения до начала отделки. </w:t>
+        <w:t>Возможно комплексное решение под ваш проект: объединяем соседние блоки в цех до 10 000 м² и вносим технические изменения до начала отделки. Оставьте заявку - менеджер подберёт площадь и условия.</w:t>
       </w:r>
       <w:proofErr w:type="spellStart"/>
       <w:r>
         <w:rPr>
           <w:sz w:val="19"/>
         </w:rPr>
-        <w:t>Оставьте</w:t>
       </w:r>
       <w:proofErr w:type="spellEnd"/>
       <w:r>
         <w:rPr>
           <w:sz w:val="19"/>
         </w:rPr>
-        <w:t xml:space="preserve"> </w:t>
       </w:r>
       <w:proofErr w:type="spellStart"/>
       <w:r>
         <w:rPr>
           <w:sz w:val="19"/>
         </w:rPr>
-        <w:t>заявку</w:t>
       </w:r>
       <w:proofErr w:type="spellEnd"/>
       <w:r>
         <w:rPr>
           <w:sz w:val="19"/>
         </w:rPr>
-        <w:t xml:space="preserve"> </w:t>
       </w:r>
       <w:r>
         <w:rPr>
           <w:sz w:val="19"/>
           <w:lang w:val="ru-RU"/>
         </w:rPr>
-        <w:t>-</w:t>
       </w:r>
       <w:r>
         <w:rPr>
           <w:sz w:val="19"/>
         </w:rPr>
-        <w:t xml:space="preserve"> </w:t>
       </w:r>
       <w:proofErr w:type="spellStart"/>
       <w:r>
         <w:rPr>
           <w:sz w:val="19"/>
         </w:rPr>
-        <w:t>менеджер</w:t>
       </w:r>
       <w:proofErr w:type="spellEnd"/>
       <w:r>
         <w:rPr>
           <w:sz w:val="19"/>
         </w:rPr>
-        <w:t xml:space="preserve"> </w:t>
       </w:r>
       <w:proofErr w:type="spellStart"/>
       <w:r>
         <w:rPr>
           <w:sz w:val="19"/>
         </w:rPr>
-        <w:t>подберёт</w:t>
       </w:r>
       <w:proofErr w:type="spellEnd"/>
       <w:r>
         <w:rPr>
           <w:sz w:val="19"/>
         </w:rPr>
-        <w:t xml:space="preserve"> </w:t>
       </w:r>
       <w:proofErr w:type="spellStart"/>
       <w:r>
         <w:rPr>
           <w:sz w:val="19"/>
         </w:rPr>
-        <w:t>площадь</w:t>
       </w:r>
       <w:proofErr w:type="spellEnd"/>
       <w:r>
         <w:rPr>
           <w:sz w:val="19"/>
         </w:rPr>
-        <w:t xml:space="preserve"> и </w:t>
       </w:r>
       <w:proofErr w:type="spellStart"/>
       <w:r>
         <w:rPr>
           <w:sz w:val="19"/>
         </w:rPr>
-        <w:t>условия</w:t>
       </w:r>
       <w:proofErr w:type="spellEnd"/>
       <w:r>
         <w:rPr>
           <w:sz w:val="19"/>
         </w:rPr>
-        <w:t>.</w:t>
       </w:r>
     </w:p>
     <w:p>
@@ -6940,7 +6923,7 @@
               <w:rPr>
                 <w:sz w:val="18"/>
               </w:rPr>
-              <w:t>Объединённый блок до 3000 м²</w:t>
+              <w:t>Объединённый блок 2000–10 000 м²</w:t>
             </w:r>
           </w:p>
         </w:tc>
@@ -9574,30 +9557,25 @@
                 <w:sz w:val="19"/>
                 <w:lang w:val="ru-RU"/>
               </w:rPr>
-              <w:lastRenderedPageBreak/>
-              <w:t xml:space="preserve">Минимальный блок </w:t>
-            </w:r>
-            <w:r>
-              <w:rPr>
-                <w:sz w:val="19"/>
-                <w:lang w:val="ru-RU"/>
-              </w:rPr>
-              <w:t>-</w:t>
-            </w:r>
-            <w:r>
-              <w:rPr>
-                <w:sz w:val="19"/>
-                <w:lang w:val="ru-RU"/>
-              </w:rPr>
-              <w:t xml:space="preserve"> 500 м². Соседние помещения объединяются в цех до 3000 м², решение принимается до начала отделки. Если производство </w:t>
-            </w:r>
-            <w:r>
-              <w:rPr>
-                <w:sz w:val="19"/>
-                <w:lang w:val="ru-RU"/>
-              </w:rPr>
-              <w:lastRenderedPageBreak/>
-              <w:t>вырастет, можно докупить соседний блок, когда он свободен.</w:t>
+              <w:t>Минимальный блок - 500 м². Соседние помещения объединяются в цех площадью до 10 000 м², решение принимается до начала отделки. Если производство вырастет, можно докупить соседний блок, когда он свободен.</w:t>
+            </w:r>
+            <w:r>
+              <w:rPr>
+                <w:sz w:val="19"/>
+                <w:lang w:val="ru-RU"/>
+              </w:rPr>
+            </w:r>
+            <w:r>
+              <w:rPr>
+                <w:sz w:val="19"/>
+                <w:lang w:val="ru-RU"/>
+              </w:rPr>
+            </w:r>
+            <w:r>
+              <w:rPr>
+                <w:sz w:val="19"/>
+                <w:lang w:val="ru-RU"/>
+              </w:rPr>
             </w:r>
           </w:p>
         </w:tc>
